--- a/Documentos/Experiencia 1/Jose Ignacio Valdivia Mendoza/Experiencia Aprendizaje -1/1.3_APT122_AutoevaluaciónFase1-Jose-Valdivia.docx
+++ b/Documentos/Experiencia 1/Jose Ignacio Valdivia Mendoza/Experiencia Aprendizaje -1/1.3_APT122_AutoevaluaciónFase1-Jose-Valdivia.docx
@@ -85,14 +85,12 @@
           <w:color w:val="2C5282"/>
         </w:rPr>
       </w:pPr>
-      <w:proofErr w:type="spellStart"/>
       <w:r>
         <w:rPr>
           <w:color w:val="2C5282"/>
         </w:rPr>
         <w:t>Abstract</w:t>
       </w:r>
-      <w:proofErr w:type="spellEnd"/>
     </w:p>
     <w:p>
       <w:pPr>
@@ -106,55 +104,22 @@
         <w:spacing w:after="360" w:line="300" w:lineRule="auto"/>
       </w:pPr>
       <w:r>
-        <w:t xml:space="preserve">El proyecto CACHAI-QA busca desarrollar e implementar un </w:t>
-      </w:r>
-      <w:proofErr w:type="spellStart"/>
-      <w:r>
-        <w:t>framework</w:t>
-      </w:r>
-      <w:proofErr w:type="spellEnd"/>
-      <w:r>
-        <w:t xml:space="preserve"> para realizar pruebas funcionales y automatizadas End-</w:t>
-      </w:r>
-      <w:proofErr w:type="spellStart"/>
-      <w:r>
-        <w:t>To</w:t>
-      </w:r>
-      <w:proofErr w:type="spellEnd"/>
-      <w:r>
-        <w:t xml:space="preserve">-End (E2E) enfocadas en el Front-End. Utiliza la herramienta </w:t>
-      </w:r>
-      <w:proofErr w:type="spellStart"/>
-      <w:r>
-        <w:t>Playwright</w:t>
-      </w:r>
-      <w:proofErr w:type="spellEnd"/>
-      <w:r>
-        <w:t xml:space="preserve"> junto al patrón de diseño Page </w:t>
-      </w:r>
-      <w:proofErr w:type="spellStart"/>
-      <w:r>
-        <w:t>Object</w:t>
-      </w:r>
-      <w:proofErr w:type="spellEnd"/>
-      <w:r>
-        <w:t xml:space="preserve"> Model (POM) sobre el sistema </w:t>
-      </w:r>
-      <w:proofErr w:type="spellStart"/>
-      <w:r>
-        <w:t>OrangeHRM</w:t>
-      </w:r>
-      <w:proofErr w:type="spellEnd"/>
-      <w:r>
-        <w:t xml:space="preserve"> para resolver problemáticas de alta latencia, fragilidad y altos costos asociados a las pruebas de regresión manuales. Además, integra GitHub </w:t>
-      </w:r>
-      <w:proofErr w:type="spellStart"/>
-      <w:r>
-        <w:t>Actions</w:t>
-      </w:r>
-      <w:proofErr w:type="spellEnd"/>
-      <w:r>
-        <w:t xml:space="preserve"> para generar reportes visuales automatizados. aportando valor al negocio mediante la reducción significativa de los tiempos de validación y estabilización del software.</w:t>
+        <w:t>El proyecto CACHAI-QA busca desarrollar e implementar un framework para realizar pruebas funcionales y automatizadas End-To-End (E2E) enfocadas en el Front-End. Utiliza la herramienta Playwright junto al patrón de diseño Page Object Model (POM) sobre el sistema OrangeHRM para resolver problemáticas de alta latencia, fragilidad y altos costos asociados a las pruebas de regresión manuales. Además, integra GitHub Actions para generar reportes visuales automatizados. aportando valor al negocio mediante la reducción significativa de los tiempos de validación y estabilización del software.</w:t>
+      </w:r>
+    </w:p>
+    <w:p>
+      <w:pPr>
+        <w:pStyle w:val="Ttulo2"/>
+        <w:spacing w:before="0" w:after="180" w:line="300" w:lineRule="auto"/>
+        <w:rPr>
+          <w:color w:val="2C5282"/>
+        </w:rPr>
+      </w:pPr>
+      <w:r>
+        <w:rPr>
+          <w:color w:val="2C5282"/>
+        </w:rPr>
+        <w:t>Descripción de proyecto APT</w:t>
       </w:r>
     </w:p>
     <w:p>
@@ -167,99 +132,9 @@
           <w:between w:val="nil"/>
         </w:pBdr>
         <w:spacing w:after="360" w:line="300" w:lineRule="auto"/>
-        <w:rPr>
-          <w:lang w:val="en-US"/>
-        </w:rPr>
-      </w:pPr>
-      <w:r>
-        <w:rPr>
-          <w:lang w:val="en-US"/>
-        </w:rPr>
-        <w:t xml:space="preserve">The CACHAI-QA project seeks to develop and implement a framework for functional and automated End-To-End (E2E) testing focused on the Front-End. It uses the Playwright tool alongside the Page Object Model (POM) design pattern on the </w:t>
-      </w:r>
-      <w:proofErr w:type="spellStart"/>
-      <w:r>
-        <w:rPr>
-          <w:lang w:val="en-US"/>
-        </w:rPr>
-        <w:t>OrangeHRM</w:t>
-      </w:r>
-      <w:proofErr w:type="spellEnd"/>
-      <w:r>
-        <w:rPr>
-          <w:lang w:val="en-US"/>
-        </w:rPr>
-        <w:t xml:space="preserve"> system to solve issues regarding high latency, fragility, and high costs associated with manual regression testing. Furthermore, it integrates GitHub Actions to generate automated visual reports, adding business value by significantly reducing software validation and stabilization times.</w:t>
-      </w:r>
-    </w:p>
-    <w:p>
-      <w:pPr>
-        <w:pStyle w:val="Ttulo2"/>
-        <w:spacing w:before="0" w:after="180" w:line="300" w:lineRule="auto"/>
-        <w:rPr>
-          <w:color w:val="2C5282"/>
-        </w:rPr>
-      </w:pPr>
-      <w:r>
-        <w:rPr>
-          <w:color w:val="2C5282"/>
-        </w:rPr>
-        <w:t>Descripción de proyecto APT</w:t>
-      </w:r>
-    </w:p>
-    <w:p>
-      <w:pPr>
-        <w:pBdr>
-          <w:top w:val="nil"/>
-          <w:left w:val="nil"/>
-          <w:bottom w:val="nil"/>
-          <w:right w:val="nil"/>
-          <w:between w:val="nil"/>
-        </w:pBdr>
-        <w:spacing w:after="360" w:line="300" w:lineRule="auto"/>
-      </w:pPr>
-      <w:r>
-        <w:t xml:space="preserve">El proyecto se denomina CACHAI-QA. Consiste en el diseño, desarrollo e implementación de un </w:t>
-      </w:r>
-      <w:proofErr w:type="spellStart"/>
-      <w:r>
-        <w:t>framework</w:t>
-      </w:r>
-      <w:proofErr w:type="spellEnd"/>
-      <w:r>
-        <w:t xml:space="preserve"> de automatización enfocado en el Front-End para validar aplicaciones web dinámicas y asincrónicas, buscando reducir el tiempo, esfuerzo y costo adicional que conlleva la revisión competente de este tipo de páginas en la </w:t>
-      </w:r>
-      <w:proofErr w:type="gramStart"/>
-      <w:r>
-        <w:t>actualidad .</w:t>
-      </w:r>
-      <w:proofErr w:type="gramEnd"/>
-      <w:r>
-        <w:t xml:space="preserve"> Para demostrar la viabilidad técnica de esta solución, se aplicará sobre el sistema de recursos humanos Open </w:t>
-      </w:r>
-      <w:proofErr w:type="spellStart"/>
-      <w:r>
-        <w:t>Source</w:t>
-      </w:r>
-      <w:proofErr w:type="spellEnd"/>
-      <w:r>
-        <w:t xml:space="preserve"> "</w:t>
-      </w:r>
-      <w:proofErr w:type="spellStart"/>
-      <w:r>
-        <w:t>OrangeHRM</w:t>
-      </w:r>
-      <w:proofErr w:type="spellEnd"/>
-      <w:r>
-        <w:t xml:space="preserve">". El proyecto se apoya en </w:t>
-      </w:r>
-      <w:proofErr w:type="spellStart"/>
-      <w:r>
-        <w:t>Playwright</w:t>
-      </w:r>
-      <w:proofErr w:type="spellEnd"/>
-      <w:r>
-        <w:t xml:space="preserve"> y el patrón arquitectónico POM para garantizar la mantenibilidad del código fuente ante cambios estructurales en el DOM.</w:t>
+      </w:pPr>
+      <w:r>
+        <w:t>El proyecto se denomina CACHAI-QA. Consiste en el diseño, desarrollo e implementación de un framework de automatización enfocado en el Front-End para validar aplicaciones web dinámicas y asincrónicas, buscando reducir el tiempo, esfuerzo y costo adicional que conlleva la revisión competente de este tipo de páginas en la actualidad . Para demostrar la viabilidad técnica de esta solución, se aplicará sobre el sistema de recursos humanos Open Source "OrangeHRM". El proyecto se apoya en Playwright y el patrón arquitectónico POM para garantizar la mantenibilidad del código fuente ante cambios estructurales en el DOM.</w:t>
       </w:r>
     </w:p>
     <w:p>
@@ -335,19 +210,7 @@
         <w:t>Diseño de Software:</w:t>
       </w:r>
       <w:r>
-        <w:t xml:space="preserve"> Aplicado directamente en la creación y estructuración del Framework planeado en el proyecto, diseñando pruebas mediante la definición de una matriz funcional para los flujos críticos de </w:t>
-      </w:r>
-      <w:proofErr w:type="spellStart"/>
-      <w:r>
-        <w:t>OrangeHRM</w:t>
-      </w:r>
-      <w:proofErr w:type="spellEnd"/>
-      <w:r>
-        <w:t xml:space="preserve"> y su posterior automatización. </w:t>
-      </w:r>
-      <w:r>
-        <w:lastRenderedPageBreak/>
-        <w:t>Esto requerirá fortalecer el desarrollo propio, haciéndolo menos dependiente de IA.</w:t>
+        <w:t xml:space="preserve"> Aplicado directamente en la creación y estructuración del Framework planeado en el proyecto, diseñando pruebas mediante la definición de una matriz funcional para los flujos críticos de OrangeHRM y su posterior automatización. Esto requerirá fortalecer el desarrollo propio, haciéndolo menos dependiente de IA.</w:t>
       </w:r>
     </w:p>
     <w:p>
@@ -373,23 +236,7 @@
         <w:t>Resolución de Problemas:</w:t>
       </w:r>
       <w:r>
-        <w:t xml:space="preserve"> Implementación de soluciones tecnológicas mediante la programación de scripts robustos utilizando </w:t>
-      </w:r>
-      <w:proofErr w:type="spellStart"/>
-      <w:r>
-        <w:t>TypeScript</w:t>
-      </w:r>
-      <w:proofErr w:type="spellEnd"/>
-      <w:r>
-        <w:t xml:space="preserve">/Python y el uso de patrones de diseño como el Page </w:t>
-      </w:r>
-      <w:proofErr w:type="spellStart"/>
-      <w:r>
-        <w:t>Object</w:t>
-      </w:r>
-      <w:proofErr w:type="spellEnd"/>
-      <w:r>
-        <w:t xml:space="preserve"> Model para solventar los desafíos de pruebas manuales.</w:t>
+        <w:t xml:space="preserve"> Implementación de soluciones tecnológicas mediante la programación de scripts robustos utilizando TypeScript/Python y el uso de patrones de diseño como el Page Object Model para solventar los desafíos de pruebas manuales.</w:t>
       </w:r>
     </w:p>
     <w:p>
@@ -428,6 +275,7 @@
         <w:rPr>
           <w:color w:val="2C5282"/>
         </w:rPr>
+        <w:lastRenderedPageBreak/>
         <w:t>Relación del proyecto con tus intereses profesionales</w:t>
       </w:r>
     </w:p>
@@ -474,23 +322,7 @@
         <w:spacing w:after="360" w:line="300" w:lineRule="auto"/>
       </w:pPr>
       <w:r>
-        <w:t xml:space="preserve">El proyecto es altamente factible porque cuenta con un dimensionamiento preciso de los tiempos y recursos. Mediante la técnica de Poker </w:t>
-      </w:r>
-      <w:proofErr w:type="spellStart"/>
-      <w:r>
-        <w:t>Planning</w:t>
-      </w:r>
-      <w:proofErr w:type="spellEnd"/>
-      <w:r>
-        <w:t xml:space="preserve">, se estimó un esfuerzo total y acotado de 31 Puntos de Función (PF). Las actividades están distribuidas lógicamente a lo largo de 10 semanas (desde la semana 5 hasta la 14). Además, el trabajo se divide en 4 épicas claras e incrementales (Arquitectura Base, Automatización UI, Integración Cloud y </w:t>
-      </w:r>
-      <w:proofErr w:type="spellStart"/>
-      <w:r>
-        <w:t>Dashboard</w:t>
-      </w:r>
-      <w:proofErr w:type="spellEnd"/>
-      <w:r>
-        <w:t>) que permiten un avance progresivo sin bloqueos, dejando estratégicamente las últimas dos semanas del periodo académico exclusivamente para la estabilización, elaboración del informe final y preparación de la defensa.</w:t>
+        <w:t>El proyecto es altamente factible porque cuenta con un dimensionamiento preciso de los tiempos y recursos. Mediante la técnica de Poker Planning, se estimó un esfuerzo total y acotado de 31 Puntos de Función (PF). Las actividades están distribuidas lógicamente a lo largo de 10 semanas (desde la semana 5 hasta la 14). Además, el trabajo se divide en 4 épicas claras e incrementales (Arquitectura Base, Automatización UI, Integración Cloud y Dashboard) que permiten un avance progresivo sin bloqueos, dejando estratégicamente las últimas dos semanas del periodo académico exclusivamente para la estabilización, elaboración del informe final y preparación de la defensa.</w:t>
       </w:r>
     </w:p>
     <w:p>
@@ -524,23 +356,7 @@
         <w:spacing w:line="300" w:lineRule="auto"/>
       </w:pPr>
       <w:r>
-        <w:t xml:space="preserve">Diseñar e implementar la estructura base del </w:t>
-      </w:r>
-      <w:proofErr w:type="spellStart"/>
-      <w:r>
-        <w:t>framework</w:t>
-      </w:r>
-      <w:proofErr w:type="spellEnd"/>
-      <w:r>
-        <w:t xml:space="preserve"> utilizando </w:t>
-      </w:r>
-      <w:proofErr w:type="spellStart"/>
-      <w:r>
-        <w:t>Playwright</w:t>
-      </w:r>
-      <w:proofErr w:type="spellEnd"/>
-      <w:r>
-        <w:t xml:space="preserve"> y el patrón POM para desacoplar la lógica de navegación y asegurar la mantenibilidad ante cambios en el Front-End.</w:t>
+        <w:t>Diseñar e implementar la estructura base del framework utilizando Playwright y el patrón POM para desacoplar la lógica de navegación y asegurar la mantenibilidad ante cambios en el Front-End.</w:t>
       </w:r>
     </w:p>
     <w:p>
@@ -559,19 +375,7 @@
         <w:spacing w:line="300" w:lineRule="auto"/>
       </w:pPr>
       <w:r>
-        <w:t xml:space="preserve">Automatizar la suite de pruebas funcionales para los flujos transaccionales críticos (Login, Búsqueda/Filtro y </w:t>
-      </w:r>
-      <w:proofErr w:type="spellStart"/>
-      <w:r>
-        <w:t>Checkout</w:t>
-      </w:r>
-      <w:proofErr w:type="spellEnd"/>
-      <w:r>
-        <w:t xml:space="preserve">) logrando una cobertura completa en estas </w:t>
-      </w:r>
-      <w:r>
-        <w:lastRenderedPageBreak/>
-        <w:t>funcionalidades.</w:t>
+        <w:t>Automatizar la suite de pruebas funcionales para los flujos transaccionales críticos (Login, Búsqueda/Filtro y Checkout) logrando una cobertura completa en estas funcionalidades.</w:t>
       </w:r>
     </w:p>
     <w:p>
@@ -590,23 +394,7 @@
         <w:spacing w:line="300" w:lineRule="auto"/>
       </w:pPr>
       <w:r>
-        <w:t xml:space="preserve">Integrar el </w:t>
-      </w:r>
-      <w:proofErr w:type="spellStart"/>
-      <w:r>
-        <w:t>framework</w:t>
-      </w:r>
-      <w:proofErr w:type="spellEnd"/>
-      <w:r>
-        <w:t xml:space="preserve"> con la plataforma Cloud de </w:t>
-      </w:r>
-      <w:proofErr w:type="spellStart"/>
-      <w:r>
-        <w:t>BrowserStack</w:t>
-      </w:r>
-      <w:proofErr w:type="spellEnd"/>
-      <w:r>
-        <w:t xml:space="preserve"> para ejecutar pruebas automatizadas sobre múltiples combinaciones de navegadores y sistemas operativos de forma remota y paralela.</w:t>
+        <w:t>Integrar el framework con la plataforma Cloud de BrowserStack para ejecutar pruebas automatizadas sobre múltiples combinaciones de navegadores y sistemas operativos de forma remota y paralela.</w:t>
       </w:r>
     </w:p>
     <w:p>
@@ -625,23 +413,7 @@
         <w:spacing w:after="120" w:line="300" w:lineRule="auto"/>
       </w:pPr>
       <w:r>
-        <w:t xml:space="preserve">Implementar telemetría y un </w:t>
-      </w:r>
-      <w:proofErr w:type="spellStart"/>
-      <w:r>
-        <w:t>dashboard</w:t>
-      </w:r>
-      <w:proofErr w:type="spellEnd"/>
-      <w:r>
-        <w:t xml:space="preserve"> de </w:t>
-      </w:r>
-      <w:proofErr w:type="spellStart"/>
-      <w:r>
-        <w:t>reportabilidad</w:t>
-      </w:r>
-      <w:proofErr w:type="spellEnd"/>
-      <w:r>
-        <w:t xml:space="preserve"> para auditar el comportamiento del Front-End, registrar el estado de sesiones y extraer métricas de tiempo de respuesta para la toma de decisiones.</w:t>
+        <w:t>Implementar telemetría y un dashboard de reportabilidad para auditar el comportamiento del Front-End, registrar el estado de sesiones y extraer métricas de tiempo de respuesta para la toma de decisiones.</w:t>
       </w:r>
     </w:p>
     <w:p>
@@ -656,6 +428,7 @@
         <w:rPr>
           <w:color w:val="2C5282"/>
         </w:rPr>
+        <w:lastRenderedPageBreak/>
         <w:t>Propuesta metodológica de trabajo</w:t>
       </w:r>
     </w:p>
@@ -671,31 +444,7 @@
         <w:spacing w:after="360" w:line="300" w:lineRule="auto"/>
       </w:pPr>
       <w:r>
-        <w:t xml:space="preserve">Se utilizará una metodología ágil orientada al desarrollo de un Producto Mínimo Viable (PMV), basada en la definición de "Épicas" y dimensionamiento mediante Poker </w:t>
-      </w:r>
-      <w:proofErr w:type="spellStart"/>
-      <w:r>
-        <w:t>Planning</w:t>
-      </w:r>
-      <w:proofErr w:type="spellEnd"/>
-      <w:r>
-        <w:t xml:space="preserve">. El trabajo se dividirá en iteraciones, comenzando por el desarrollo de la arquitectura base y clases POM, seguido de la codificación de flujos de interfaz (UI) con integración de datos dinámicos mediante archivos Fixtures JSON. Posteriormente, se avanzará hacia la orquestación en la nube y el monitoreo. Todo el proceso estará respaldado por CI/CD utilizando GitHub </w:t>
-      </w:r>
-      <w:proofErr w:type="spellStart"/>
-      <w:r>
-        <w:t>Actions</w:t>
-      </w:r>
-      <w:proofErr w:type="spellEnd"/>
-      <w:r>
-        <w:t xml:space="preserve"> para gatillar ejecuciones desatendidas (modo </w:t>
-      </w:r>
-      <w:proofErr w:type="spellStart"/>
-      <w:r>
-        <w:t>headless</w:t>
-      </w:r>
-      <w:proofErr w:type="spellEnd"/>
-      <w:r>
-        <w:t>) simulando el comportamiento de un usuario real.</w:t>
+        <w:t>Se utilizará una metodología ágil orientada al desarrollo de un Producto Mínimo Viable (PMV), basada en la definición de "Épicas" y dimensionamiento mediante Poker Planning. El trabajo se dividirá en iteraciones, comenzando por el desarrollo de la arquitectura base y clases POM, seguido de la codificación de flujos de interfaz (UI) con integración de datos dinámicos mediante archivos Fixtures JSON. Posteriormente, se avanzará hacia la orquestación en la nube y el monitoreo. Todo el proceso estará respaldado por CI/CD utilizando GitHub Actions para gatillar ejecuciones desatendidas (modo headless) simulando el comportamiento de un usuario real.</w:t>
       </w:r>
     </w:p>
     <w:p>
@@ -1148,13 +897,8 @@
               <w:spacing w:before="150" w:after="150" w:line="300" w:lineRule="auto"/>
             </w:pPr>
             <w:r>
-              <w:t xml:space="preserve">Épica 003 - Integración Cloud </w:t>
+              <w:t>Épica 003 - Integración Cloud BrowserStack</w:t>
             </w:r>
-            <w:proofErr w:type="spellStart"/>
-            <w:r>
-              <w:t>BrowserStack</w:t>
-            </w:r>
-            <w:proofErr w:type="spellEnd"/>
           </w:p>
         </w:tc>
         <w:tc>
@@ -1219,7 +963,6 @@
               <w:spacing w:before="150" w:after="150" w:line="300" w:lineRule="auto"/>
             </w:pPr>
             <w:r>
-              <w:lastRenderedPageBreak/>
               <w:t>Semana 12 a 13</w:t>
             </w:r>
           </w:p>
@@ -1252,15 +995,7 @@
               <w:spacing w:before="150" w:after="150" w:line="300" w:lineRule="auto"/>
             </w:pPr>
             <w:r>
-              <w:t xml:space="preserve">Épica 004 - </w:t>
-            </w:r>
-            <w:proofErr w:type="spellStart"/>
-            <w:r>
-              <w:t>Dashboard</w:t>
-            </w:r>
-            <w:proofErr w:type="spellEnd"/>
-            <w:r>
-              <w:t xml:space="preserve"> &amp; Telemetría</w:t>
+              <w:t>Épica 004 - Dashboard &amp; Telemetría</w:t>
             </w:r>
           </w:p>
         </w:tc>
@@ -1430,25 +1165,8 @@
         <w:spacing w:line="300" w:lineRule="auto"/>
       </w:pPr>
       <w:r>
-        <w:t>Estructura modular del código (directorios '</w:t>
-      </w:r>
-      <w:proofErr w:type="spellStart"/>
-      <w:r>
-        <w:t>pages</w:t>
-      </w:r>
-      <w:proofErr w:type="spellEnd"/>
-      <w:r>
-        <w:t>/' y '</w:t>
-      </w:r>
-      <w:proofErr w:type="spellStart"/>
-      <w:r>
-        <w:t>tests</w:t>
-      </w:r>
-      <w:proofErr w:type="spellEnd"/>
-      <w:r>
-        <w:t xml:space="preserve">/') que evidencia la separación de la lógica de navegación y los selectores web sin elementos </w:t>
-      </w:r>
-      <w:proofErr w:type="spellStart"/>
+        <w:t xml:space="preserve">Estructura modular del código (directorios 'pages/' y 'tests/') que evidencia la separación de la lógica de navegación y los selectores web sin elementos </w:t>
+      </w:r>
       <w:r>
         <w:rPr>
           <w:i/>
@@ -1456,7 +1174,6 @@
         </w:rPr>
         <w:t>hardcodeados</w:t>
       </w:r>
-      <w:proofErr w:type="spellEnd"/>
       <w:r>
         <w:t>.</w:t>
       </w:r>
@@ -1506,15 +1223,7 @@
         <w:spacing w:line="300" w:lineRule="auto"/>
       </w:pPr>
       <w:r>
-        <w:t>Archivo de configuración '</w:t>
-      </w:r>
-      <w:proofErr w:type="spellStart"/>
-      <w:r>
-        <w:t>browserstack.yml</w:t>
-      </w:r>
-      <w:proofErr w:type="spellEnd"/>
-      <w:r>
-        <w:t>' (o SDK) validando la correcta integración y conexión segura con la nube.</w:t>
+        <w:t>Archivo de configuración 'browserstack.yml' (o SDK) validando la correcta integración y conexión segura con la nube.</w:t>
       </w:r>
     </w:p>
     <w:p>
@@ -1540,27 +1249,10 @@
           <w:i/>
           <w:iCs/>
         </w:rPr>
-        <w:t xml:space="preserve">Allure </w:t>
-      </w:r>
-      <w:proofErr w:type="spellStart"/>
-      <w:r>
-        <w:rPr>
-          <w:i/>
-          <w:iCs/>
-        </w:rPr>
-        <w:t>Reports</w:t>
-      </w:r>
-      <w:proofErr w:type="spellEnd"/>
-      <w:r>
-        <w:t xml:space="preserve"> y GitHub </w:t>
-      </w:r>
-      <w:proofErr w:type="spellStart"/>
-      <w:r>
-        <w:t>Actions</w:t>
-      </w:r>
-      <w:proofErr w:type="spellEnd"/>
-      <w:r>
-        <w:t xml:space="preserve"> que detallan el porcentaje de éxito, fallos y tiempos en la ejecución de la suite.</w:t>
+        <w:t>Allure Reports</w:t>
+      </w:r>
+      <w:r>
+        <w:t xml:space="preserve"> y GitHub Actions que detallan el porcentaje de éxito, fallos y tiempos en la ejecución de la suite.</w:t>
       </w:r>
     </w:p>
     <w:p>
@@ -1581,59 +1273,25 @@
       <w:r>
         <w:t xml:space="preserve">Grabaciones de video, </w:t>
       </w:r>
-      <w:proofErr w:type="spellStart"/>
       <w:r>
         <w:rPr>
           <w:i/>
           <w:iCs/>
         </w:rPr>
-        <w:t>console</w:t>
-      </w:r>
-      <w:proofErr w:type="spellEnd"/>
+        <w:t>console logs</w:t>
+      </w:r>
+      <w:r>
+        <w:t xml:space="preserve"> y </w:t>
+      </w:r>
       <w:r>
         <w:rPr>
           <w:i/>
           <w:iCs/>
         </w:rPr>
-        <w:t xml:space="preserve"> logs</w:t>
-      </w:r>
-      <w:r>
-        <w:t xml:space="preserve"> y </w:t>
-      </w:r>
-      <w:proofErr w:type="spellStart"/>
-      <w:r>
-        <w:rPr>
-          <w:i/>
-          <w:iCs/>
-        </w:rPr>
-        <w:t>network</w:t>
-      </w:r>
-      <w:proofErr w:type="spellEnd"/>
-      <w:r>
-        <w:rPr>
-          <w:i/>
-          <w:iCs/>
-        </w:rPr>
-        <w:t xml:space="preserve"> logs</w:t>
-      </w:r>
-      <w:r>
-        <w:t xml:space="preserve"> capturados y disponibles en el </w:t>
-      </w:r>
-      <w:proofErr w:type="spellStart"/>
-      <w:r>
-        <w:t>dashboard</w:t>
-      </w:r>
-      <w:proofErr w:type="spellEnd"/>
-      <w:r>
-        <w:t xml:space="preserve"> de </w:t>
-      </w:r>
-      <w:proofErr w:type="spellStart"/>
-      <w:r>
-        <w:t>BrowserStack</w:t>
-      </w:r>
-      <w:proofErr w:type="spellEnd"/>
-      <w:r>
-        <w:t xml:space="preserve"> por cada prueba automatizada.</w:t>
+        <w:t>network logs</w:t>
+      </w:r>
+      <w:r>
+        <w:t xml:space="preserve"> capturados y disponibles en el dashboard de BrowserStack por cada prueba automatizada.</w:t>
       </w:r>
     </w:p>
     <w:p>
@@ -1675,157 +1333,7 @@
     <w:p/>
     <w:p>
       <w:r>
-        <w:t xml:space="preserve">El desarrollo del </w:t>
-      </w:r>
-      <w:proofErr w:type="spellStart"/>
-      <w:r>
-        <w:t>framework</w:t>
-      </w:r>
-      <w:proofErr w:type="spellEnd"/>
-      <w:r>
-        <w:t xml:space="preserve"> CACHAI-QA será una experiencia transformadora, particularmente cuando se analiza a través de la lente del aseguramiento de la calidad y la ciberseguridad. Al automatizar las pruebas funcionales End-</w:t>
-      </w:r>
-      <w:proofErr w:type="spellStart"/>
-      <w:r>
-        <w:t>To</w:t>
-      </w:r>
-      <w:proofErr w:type="spellEnd"/>
-      <w:r>
-        <w:t xml:space="preserve">-End en el sistema </w:t>
-      </w:r>
-      <w:proofErr w:type="spellStart"/>
-      <w:r>
-        <w:t>OrangeHRM</w:t>
-      </w:r>
-      <w:proofErr w:type="spellEnd"/>
-      <w:r>
-        <w:t xml:space="preserve">, no solo aseguraremos que el software funcione de manera eficiente, sino que también verificaremos que los flujos críticos de usuario sean resilientes ante fallos inesperados o manipulación. En el ámbito de la ciberseguridad, un </w:t>
-      </w:r>
-      <w:proofErr w:type="spellStart"/>
-      <w:r>
-        <w:t>front-end</w:t>
-      </w:r>
-      <w:proofErr w:type="spellEnd"/>
-      <w:r>
-        <w:t xml:space="preserve"> frágil o un proceso de autenticación sin probar puede convertirse en una vulnerabilidad significativa. Utilizar </w:t>
-      </w:r>
-      <w:proofErr w:type="spellStart"/>
-      <w:r>
-        <w:t>Playwright</w:t>
-      </w:r>
-      <w:proofErr w:type="spellEnd"/>
-      <w:r>
-        <w:t xml:space="preserve"> y el patrón Page </w:t>
-      </w:r>
-      <w:proofErr w:type="spellStart"/>
-      <w:r>
-        <w:t>Object</w:t>
-      </w:r>
-      <w:proofErr w:type="spellEnd"/>
-      <w:r>
-        <w:t xml:space="preserve"> Model </w:t>
-      </w:r>
-      <w:r>
-        <w:lastRenderedPageBreak/>
-        <w:t>nos permitirá crear un entorno de pruebas seguro y mantenible que mitigue estos riesgos. En última instancia, este proyecto demostrará que unas prácticas robustas de QA son la primera línea de defensa para proteger la integridad del software, alineándose perfectamente con mi objetivo de convertirme en un profesional de la ciberseguridad y la validación de software seguro.</w:t>
-      </w:r>
-    </w:p>
-    <w:p/>
-    <w:p>
-      <w:pPr>
-        <w:rPr>
-          <w:lang w:val="en-US"/>
-        </w:rPr>
-      </w:pPr>
-      <w:r>
-        <w:rPr>
-          <w:lang w:val="en-US"/>
-        </w:rPr>
-        <w:t xml:space="preserve">The development of the CACHAI-QA framework </w:t>
-      </w:r>
-      <w:r>
-        <w:rPr>
-          <w:b/>
-          <w:bCs/>
-          <w:lang w:val="en-US"/>
-        </w:rPr>
-        <w:t>will be</w:t>
-      </w:r>
-      <w:r>
-        <w:rPr>
-          <w:lang w:val="en-US"/>
-        </w:rPr>
-        <w:t xml:space="preserve"> a transformative experience, particularly when viewed through the lens of quality assurance and cybersecurity. By automating End-To-End functional tests on the </w:t>
-      </w:r>
-      <w:proofErr w:type="spellStart"/>
-      <w:r>
-        <w:rPr>
-          <w:lang w:val="en-US"/>
-        </w:rPr>
-        <w:t>OrangeHRM</w:t>
-      </w:r>
-      <w:proofErr w:type="spellEnd"/>
-      <w:r>
-        <w:rPr>
-          <w:lang w:val="en-US"/>
-        </w:rPr>
-        <w:t xml:space="preserve"> system, we </w:t>
-      </w:r>
-      <w:r>
-        <w:rPr>
-          <w:b/>
-          <w:bCs/>
-          <w:lang w:val="en-US"/>
-        </w:rPr>
-        <w:t>will not only ensure</w:t>
-      </w:r>
-      <w:r>
-        <w:rPr>
-          <w:lang w:val="en-US"/>
-        </w:rPr>
-        <w:t xml:space="preserve"> that the software operates efficiently, but we </w:t>
-      </w:r>
-      <w:r>
-        <w:rPr>
-          <w:b/>
-          <w:bCs/>
-          <w:lang w:val="en-US"/>
-        </w:rPr>
-        <w:t>will also verify</w:t>
-      </w:r>
-      <w:r>
-        <w:rPr>
-          <w:lang w:val="en-US"/>
-        </w:rPr>
-        <w:t xml:space="preserve"> that critical user flows are resilient against unexpected failures or manipulation. In the realm of cybersecurity, a fragile front-end or an untested authentication process can become a significant vulnerability. Utilizing Playwright and the Page Object Model </w:t>
-      </w:r>
-      <w:r>
-        <w:rPr>
-          <w:b/>
-          <w:bCs/>
-          <w:lang w:val="en-US"/>
-        </w:rPr>
-        <w:t>will allow</w:t>
-      </w:r>
-      <w:r>
-        <w:rPr>
-          <w:lang w:val="en-US"/>
-        </w:rPr>
-        <w:t xml:space="preserve"> us to create a secure, maintainable testing environment that mitigates these risks. Ultimately, this project </w:t>
-      </w:r>
-      <w:r>
-        <w:rPr>
-          <w:b/>
-          <w:bCs/>
-          <w:lang w:val="en-US"/>
-        </w:rPr>
-        <w:t>will demonstrate</w:t>
-      </w:r>
-      <w:r>
-        <w:rPr>
-          <w:lang w:val="en-US"/>
-        </w:rPr>
-        <w:t xml:space="preserve"> that robust QA practices are the first line of defense in protecting software integrity, perfectly aligning with my goal of becoming a professional in cybersecurity and secure software validation.</w:t>
+        <w:t>El desarrollo del framework CACHAI-QA será una experiencia transformadora, particularmente cuando se analiza a través de la lente del aseguramiento de la calidad y la ciberseguridad. Al automatizar las pruebas funcionales End-To-End en el sistema OrangeHRM, no solo aseguraremos que el software funcione de manera eficiente, sino que también verificaremos que los flujos críticos de usuario sean resilientes ante fallos inesperados o manipulación. En el ámbito de la ciberseguridad, un front-end frágil o un proceso de autenticación sin probar puede convertirse en una vulnerabilidad significativa. Utilizar Playwright y el patrón Page Object Model nos permitirá crear un entorno de pruebas seguro y mantenible que mitigue estos riesgos. En última instancia, este proyecto demostrará que unas prácticas robustas de QA son la primera línea de defensa para proteger la integridad del software, alineándose perfectamente con mi objetivo de convertirme en un profesional de la ciberseguridad y la validación de software seguro.</w:t>
       </w:r>
     </w:p>
     <w:p>
@@ -1867,138 +1375,19 @@
     </w:p>
     <w:p>
       <w:r>
-        <w:t xml:space="preserve">En conclusión, el proyecto CACHAI-QA representará un paso crítico en mi desarrollo profesional, permitiéndome cerrar la brecha entre el diseño de software teórico y el aseguramiento de calidad práctico. Al construir un </w:t>
-      </w:r>
-      <w:proofErr w:type="spellStart"/>
-      <w:r>
-        <w:t>framework</w:t>
-      </w:r>
-      <w:proofErr w:type="spellEnd"/>
-      <w:r>
-        <w:t xml:space="preserve"> de automatización robusto usando </w:t>
-      </w:r>
-      <w:proofErr w:type="spellStart"/>
-      <w:r>
-        <w:t>Playwright</w:t>
-      </w:r>
-      <w:proofErr w:type="spellEnd"/>
-      <w:r>
-        <w:t xml:space="preserve"> e integrándolo con servicios en la nube como </w:t>
-      </w:r>
-      <w:proofErr w:type="spellStart"/>
-      <w:r>
-        <w:t>BrowserStack</w:t>
-      </w:r>
-      <w:proofErr w:type="spellEnd"/>
-      <w:r>
-        <w:t xml:space="preserve">, consolidaré mis habilidades en resolución de problemas e implementación técnica. Este proyecto no solo abordará necesidades empresariales del mundo real al reducir los esfuerzos de pruebas manuales, sino que también se alineará perfectamente con mi objetivo a largo plazo de convertirme en Ingeniero de QA </w:t>
-      </w:r>
-      <w:proofErr w:type="spellStart"/>
-      <w:r>
-        <w:t>Automation</w:t>
-      </w:r>
-      <w:proofErr w:type="spellEnd"/>
-      <w:r>
-        <w:t>. Demostrará que una metodología ágil bien estructurada, combinada con prácticas modernas de CI/CD, es esencial para entregar soluciones de software confiables, escalables y de alta calidad en la industria tecnológica actual.</w:t>
-      </w:r>
-    </w:p>
-    <w:p/>
+        <w:t xml:space="preserve">En conclusión, el proyecto CACHAI-QA representará un paso crítico en mi desarrollo profesional, permitiéndome cerrar la brecha entre el diseño de software teórico y el aseguramiento de calidad práctico. Al construir un framework de automatización robusto usando Playwright e integrándolo con servicios en la nube como BrowserStack, consolidaré mis habilidades en resolución de problemas e implementación técnica. Este proyecto no solo abordará necesidades empresariales del mundo real al reducir los esfuerzos de pruebas manuales, sino que también se alineará perfectamente con mi objetivo a largo plazo de convertirme en Ingeniero de QA Automation. Demostrará que una metodología ágil bien estructurada, combinada con prácticas modernas de CI/CD, es esencial para entregar </w:t>
+      </w:r>
+      <w:r>
+        <w:lastRenderedPageBreak/>
+        <w:t>soluciones de software confiables, escalables y de alta calidad en la industria tecnológica actual.</w:t>
+      </w:r>
+    </w:p>
     <w:p>
       <w:pPr>
         <w:rPr>
           <w:lang w:val="en-US"/>
         </w:rPr>
       </w:pPr>
-      <w:r>
-        <w:rPr>
-          <w:lang w:val="en-US"/>
-        </w:rPr>
-        <w:t xml:space="preserve">In conclusion, the CACHAI-QA project </w:t>
-      </w:r>
-      <w:r>
-        <w:rPr>
-          <w:b/>
-          <w:bCs/>
-          <w:lang w:val="en-US"/>
-        </w:rPr>
-        <w:t>will represent</w:t>
-      </w:r>
-      <w:r>
-        <w:rPr>
-          <w:lang w:val="en-US"/>
-        </w:rPr>
-        <w:t xml:space="preserve"> a critical step in my professional development, allowing me to bridge the gap between theoretical software design and practical quality assurance. By building a robust automation framework using Playwright and integrating it with cloud services like </w:t>
-      </w:r>
-      <w:proofErr w:type="spellStart"/>
-      <w:r>
-        <w:rPr>
-          <w:lang w:val="en-US"/>
-        </w:rPr>
-        <w:t>BrowserStack</w:t>
-      </w:r>
-      <w:proofErr w:type="spellEnd"/>
-      <w:r>
-        <w:rPr>
-          <w:lang w:val="en-US"/>
-        </w:rPr>
-        <w:t xml:space="preserve">, I </w:t>
-      </w:r>
-      <w:r>
-        <w:rPr>
-          <w:b/>
-          <w:bCs/>
-          <w:lang w:val="en-US"/>
-        </w:rPr>
-        <w:t>will solidify</w:t>
-      </w:r>
-      <w:r>
-        <w:rPr>
-          <w:lang w:val="en-US"/>
-        </w:rPr>
-        <w:t xml:space="preserve"> my skills in problem-solving and technical implementation. This project </w:t>
-      </w:r>
-      <w:r>
-        <w:rPr>
-          <w:b/>
-          <w:bCs/>
-          <w:lang w:val="en-US"/>
-        </w:rPr>
-        <w:t>will not only address</w:t>
-      </w:r>
-      <w:r>
-        <w:rPr>
-          <w:lang w:val="en-US"/>
-        </w:rPr>
-        <w:t xml:space="preserve"> real-world business needs by reducing manual testing efforts, but it </w:t>
-      </w:r>
-      <w:r>
-        <w:rPr>
-          <w:b/>
-          <w:bCs/>
-          <w:lang w:val="en-US"/>
-        </w:rPr>
-        <w:t>will also align</w:t>
-      </w:r>
-      <w:r>
-        <w:rPr>
-          <w:lang w:val="en-US"/>
-        </w:rPr>
-        <w:t xml:space="preserve"> perfectly with my long-term goal of becoming a QA Automation Engineer. It </w:t>
-      </w:r>
-      <w:r>
-        <w:rPr>
-          <w:b/>
-          <w:bCs/>
-          <w:lang w:val="en-US"/>
-        </w:rPr>
-        <w:t>will prove</w:t>
-      </w:r>
-      <w:r>
-        <w:rPr>
-          <w:lang w:val="en-US"/>
-        </w:rPr>
-        <w:t xml:space="preserve"> that a well-structured Agile methodology, combined with modern CI/CD practices, is essential for delivering reliable, scalable, and high-quality software solutions in today's tech industry.</w:t>
-      </w:r>
     </w:p>
     <w:sectPr>
       <w:pgSz w:w="12240" w:h="15840"/>
